--- a/docs/fa/docx/SIM800C-DTMF-STM32F407-report.docx
+++ b/docs/fa/docx/SIM800C-DTMF-STM32F407-report.docx
@@ -122,7 +122,7 @@
         <w:pStyle w:val="Normal"/>
         <w:keepNext w:val="true"/>
         <w:bidi w:val="1"/>
-        <w:spacing w:lineRule="auto" w:line="268" w:before="140" w:after="80"/>
+        <w:spacing w:lineRule="auto" w:line="266" w:before="140" w:after="80"/>
         <w:jc w:val="left"/>
         <w:rPr>
           <w:b/>
@@ -152,7 +152,7 @@
         <w:pStyle w:val="Normal"/>
         <w:keepNext w:val="false"/>
         <w:bidi w:val="1"/>
-        <w:spacing w:lineRule="auto" w:line="268" w:before="0" w:after="80"/>
+        <w:spacing w:lineRule="auto" w:line="266" w:before="0" w:after="80"/>
         <w:jc w:val="both"/>
         <w:rPr>
           <w:color w:val="000000"/>
@@ -402,7 +402,7 @@
         <w:pStyle w:val="Normal"/>
         <w:keepNext w:val="true"/>
         <w:bidi w:val="1"/>
-        <w:spacing w:lineRule="auto" w:line="268" w:before="140" w:after="80"/>
+        <w:spacing w:lineRule="auto" w:line="266" w:before="140" w:after="80"/>
         <w:jc w:val="left"/>
         <w:rPr>
           <w:b/>
@@ -466,7 +466,7 @@
         <w:pStyle w:val="Normal"/>
         <w:keepNext w:val="false"/>
         <w:bidi w:val="1"/>
-        <w:spacing w:lineRule="auto" w:line="268" w:before="0" w:after="80"/>
+        <w:spacing w:lineRule="auto" w:line="266" w:before="0" w:after="80"/>
         <w:jc w:val="both"/>
         <w:rPr>
           <w:b w:val="false"/>
@@ -1516,7 +1516,7 @@
         <w:pStyle w:val="Normal"/>
         <w:keepNext w:val="false"/>
         <w:bidi w:val="1"/>
-        <w:spacing w:lineRule="auto" w:line="268" w:before="0" w:after="20"/>
+        <w:spacing w:lineRule="auto" w:line="266" w:before="0" w:after="20"/>
         <w:jc w:val="left"/>
         <w:rPr>
           <w:b/>
@@ -1558,7 +1558,7 @@
         <w:pStyle w:val="Normal"/>
         <w:keepNext w:val="false"/>
         <w:bidi w:val="1"/>
-        <w:spacing w:lineRule="auto" w:line="268" w:before="0" w:after="100"/>
+        <w:spacing w:lineRule="auto" w:line="266" w:before="0" w:after="100"/>
         <w:jc w:val="left"/>
         <w:rPr>
           <w:color w:val="000000"/>
@@ -1664,7 +1664,7 @@
         <w:pStyle w:val="Normal"/>
         <w:keepNext w:val="true"/>
         <w:bidi w:val="1"/>
-        <w:spacing w:lineRule="auto" w:line="268" w:before="140" w:after="80"/>
+        <w:spacing w:lineRule="auto" w:line="266" w:before="140" w:after="80"/>
         <w:jc w:val="left"/>
         <w:rPr>
           <w:b/>
@@ -1754,7 +1754,7 @@
         <w:pStyle w:val="Normal"/>
         <w:keepNext w:val="false"/>
         <w:bidi w:val="1"/>
-        <w:spacing w:lineRule="auto" w:line="268" w:before="0" w:after="80"/>
+        <w:spacing w:lineRule="auto" w:line="266" w:before="0" w:after="80"/>
         <w:jc w:val="left"/>
         <w:rPr>
           <w:color w:val="000000"/>
@@ -1941,7 +1941,7 @@
         <w:pStyle w:val="Normal"/>
         <w:keepNext w:val="false"/>
         <w:bidi w:val="1"/>
-        <w:spacing w:lineRule="auto" w:line="268" w:before="0" w:after="80"/>
+        <w:spacing w:lineRule="auto" w:line="266" w:before="0" w:after="80"/>
         <w:jc w:val="left"/>
         <w:rPr>
           <w:color w:val="000000"/>
@@ -2606,7 +2606,9 @@
       </w:pPr>
       <w:r>
         <w:rPr>
-          <w:color w:val="000000"/>
+          <w:rFonts w:eastAsia="Noto Naskh Arabic" w:cs="Noto Naskh Arabic"/>
+          <w:b w:val="false"/>
+          <w:sz w:val="23"/>
           <w:rtl w:val="true"/>
         </w:rPr>
       </w:r>
@@ -2616,7 +2618,7 @@
         <w:pStyle w:val="Normal"/>
         <w:keepNext w:val="true"/>
         <w:bidi w:val="1"/>
-        <w:spacing w:lineRule="auto" w:line="268" w:before="140" w:after="80"/>
+        <w:spacing w:lineRule="auto" w:line="266" w:before="140" w:after="80"/>
         <w:jc w:val="left"/>
         <w:rPr>
           <w:b/>
@@ -2680,7 +2682,7 @@
         <w:pStyle w:val="Normal"/>
         <w:keepNext w:val="false"/>
         <w:bidi w:val="1"/>
-        <w:spacing w:lineRule="auto" w:line="268" w:before="0" w:after="40"/>
+        <w:spacing w:lineRule="auto" w:line="266" w:before="0" w:after="40"/>
         <w:jc w:val="left"/>
         <w:rPr>
           <w:color w:val="000000"/>
@@ -3513,7 +3515,7 @@
         <w:pStyle w:val="Normal"/>
         <w:keepNext w:val="false"/>
         <w:bidi w:val="1"/>
-        <w:spacing w:lineRule="auto" w:line="268" w:before="0" w:after="40"/>
+        <w:spacing w:lineRule="auto" w:line="266" w:before="0" w:after="40"/>
         <w:jc w:val="left"/>
         <w:rPr>
           <w:rFonts w:ascii="Noto Naskh Arabic" w:hAnsi="Noto Naskh Arabic" w:eastAsia="Noto Naskh Arabic" w:cs="Noto Naskh Arabic"/>
@@ -3523,7 +3525,9 @@
       </w:pPr>
       <w:r>
         <w:rPr>
-          <w:color w:val="000000"/>
+          <w:rFonts w:eastAsia="Noto Naskh Arabic" w:cs="Noto Naskh Arabic"/>
+          <w:b/>
+          <w:sz w:val="23"/>
           <w:rtl w:val="true"/>
         </w:rPr>
       </w:r>
@@ -3532,7 +3536,7 @@
       <w:pPr>
         <w:pStyle w:val="Normal"/>
         <w:bidi w:val="1"/>
-        <w:spacing w:lineRule="auto" w:line="268" w:before="0" w:after="40"/>
+        <w:spacing w:lineRule="auto" w:line="266" w:before="0" w:after="40"/>
         <w:jc w:val="left"/>
         <w:rPr>
           <w:color w:val="000000"/>
@@ -3641,7 +3645,7 @@
         <w:pStyle w:val="Normal"/>
         <w:keepNext w:val="false"/>
         <w:bidi w:val="1"/>
-        <w:spacing w:lineRule="auto" w:line="268" w:before="0" w:after="40"/>
+        <w:spacing w:lineRule="auto" w:line="266" w:before="0" w:after="40"/>
         <w:jc w:val="left"/>
         <w:rPr>
           <w:color w:val="000000"/>
@@ -3849,7 +3853,7 @@
         <w:pStyle w:val="Normal"/>
         <w:keepNext w:val="false"/>
         <w:bidi w:val="1"/>
-        <w:spacing w:lineRule="auto" w:line="268" w:before="0" w:after="80"/>
+        <w:spacing w:lineRule="auto" w:line="266" w:before="0" w:after="80"/>
         <w:jc w:val="left"/>
         <w:rPr>
           <w:rFonts w:ascii="Noto Naskh Arabic" w:hAnsi="Noto Naskh Arabic" w:eastAsia="Noto Naskh Arabic" w:cs="Noto Naskh Arabic"/>
@@ -3859,7 +3863,9 @@
       </w:pPr>
       <w:r>
         <w:rPr>
-          <w:color w:val="000000"/>
+          <w:rFonts w:eastAsia="Noto Naskh Arabic" w:cs="Noto Naskh Arabic"/>
+          <w:b w:val="false"/>
+          <w:sz w:val="19"/>
           <w:rtl w:val="true"/>
         </w:rPr>
         <w:drawing>
@@ -3914,7 +3920,7 @@
       <w:pPr>
         <w:pStyle w:val="Normal"/>
         <w:bidi w:val="1"/>
-        <w:spacing w:lineRule="auto" w:line="268" w:before="0" w:after="80"/>
+        <w:spacing w:lineRule="auto" w:line="266" w:before="0" w:after="80"/>
         <w:jc w:val="left"/>
         <w:rPr>
           <w:rFonts w:ascii="Noto Naskh Arabic" w:hAnsi="Noto Naskh Arabic" w:eastAsia="Noto Naskh Arabic" w:cs="Noto Naskh Arabic"/>
@@ -3924,7 +3930,9 @@
       </w:pPr>
       <w:r>
         <w:rPr>
-          <w:color w:val="000000"/>
+          <w:rFonts w:eastAsia="Noto Naskh Arabic" w:cs="Noto Naskh Arabic"/>
+          <w:b w:val="false"/>
+          <w:sz w:val="19"/>
           <w:rtl w:val="true"/>
         </w:rPr>
       </w:r>
@@ -3933,7 +3941,7 @@
       <w:pPr>
         <w:pStyle w:val="Normal"/>
         <w:bidi w:val="1"/>
-        <w:spacing w:lineRule="auto" w:line="268" w:before="0" w:after="80"/>
+        <w:spacing w:lineRule="auto" w:line="266" w:before="0" w:after="80"/>
         <w:jc w:val="left"/>
         <w:rPr>
           <w:rFonts w:ascii="Noto Naskh Arabic" w:hAnsi="Noto Naskh Arabic" w:eastAsia="Noto Naskh Arabic" w:cs="Noto Naskh Arabic"/>
@@ -3943,7 +3951,9 @@
       </w:pPr>
       <w:r>
         <w:rPr>
-          <w:color w:val="000000"/>
+          <w:rFonts w:eastAsia="Noto Naskh Arabic" w:cs="Noto Naskh Arabic"/>
+          <w:b w:val="false"/>
+          <w:sz w:val="19"/>
           <w:rtl w:val="true"/>
         </w:rPr>
       </w:r>
@@ -3952,7 +3962,7 @@
       <w:pPr>
         <w:pStyle w:val="Normal"/>
         <w:bidi w:val="1"/>
-        <w:spacing w:lineRule="auto" w:line="268" w:before="0" w:after="80"/>
+        <w:spacing w:lineRule="auto" w:line="266" w:before="0" w:after="80"/>
         <w:jc w:val="left"/>
         <w:rPr>
           <w:rFonts w:ascii="Noto Naskh Arabic" w:hAnsi="Noto Naskh Arabic" w:eastAsia="Noto Naskh Arabic" w:cs="Noto Naskh Arabic"/>
@@ -3962,7 +3972,9 @@
       </w:pPr>
       <w:r>
         <w:rPr>
-          <w:color w:val="000000"/>
+          <w:rFonts w:eastAsia="Noto Naskh Arabic" w:cs="Noto Naskh Arabic"/>
+          <w:b w:val="false"/>
+          <w:sz w:val="19"/>
           <w:rtl w:val="true"/>
         </w:rPr>
       </w:r>
@@ -3971,7 +3983,7 @@
       <w:pPr>
         <w:pStyle w:val="Normal"/>
         <w:bidi w:val="1"/>
-        <w:spacing w:lineRule="auto" w:line="268" w:before="0" w:after="80"/>
+        <w:spacing w:lineRule="auto" w:line="266" w:before="0" w:after="80"/>
         <w:jc w:val="left"/>
         <w:rPr>
           <w:rFonts w:ascii="Noto Naskh Arabic" w:hAnsi="Noto Naskh Arabic" w:eastAsia="Noto Naskh Arabic" w:cs="Noto Naskh Arabic"/>
@@ -3981,7 +3993,9 @@
       </w:pPr>
       <w:r>
         <w:rPr>
-          <w:color w:val="000000"/>
+          <w:rFonts w:eastAsia="Noto Naskh Arabic" w:cs="Noto Naskh Arabic"/>
+          <w:b w:val="false"/>
+          <w:sz w:val="19"/>
           <w:rtl w:val="true"/>
         </w:rPr>
       </w:r>
@@ -3990,7 +4004,7 @@
       <w:pPr>
         <w:pStyle w:val="Normal"/>
         <w:bidi w:val="1"/>
-        <w:spacing w:lineRule="auto" w:line="268" w:before="0" w:after="80"/>
+        <w:spacing w:lineRule="auto" w:line="266" w:before="0" w:after="80"/>
         <w:jc w:val="left"/>
         <w:rPr>
           <w:rFonts w:ascii="Noto Naskh Arabic" w:hAnsi="Noto Naskh Arabic" w:eastAsia="Noto Naskh Arabic" w:cs="Noto Naskh Arabic"/>
@@ -4000,7 +4014,9 @@
       </w:pPr>
       <w:r>
         <w:rPr>
-          <w:color w:val="000000"/>
+          <w:rFonts w:eastAsia="Noto Naskh Arabic" w:cs="Noto Naskh Arabic"/>
+          <w:b w:val="false"/>
+          <w:sz w:val="19"/>
           <w:rtl w:val="true"/>
         </w:rPr>
       </w:r>
@@ -4009,7 +4025,7 @@
       <w:pPr>
         <w:pStyle w:val="Normal"/>
         <w:bidi w:val="1"/>
-        <w:spacing w:lineRule="auto" w:line="268" w:before="0" w:after="80"/>
+        <w:spacing w:lineRule="auto" w:line="266" w:before="0" w:after="80"/>
         <w:jc w:val="left"/>
         <w:rPr>
           <w:rFonts w:ascii="Noto Naskh Arabic" w:hAnsi="Noto Naskh Arabic" w:eastAsia="Noto Naskh Arabic" w:cs="Noto Naskh Arabic"/>
@@ -4019,7 +4035,9 @@
       </w:pPr>
       <w:r>
         <w:rPr>
-          <w:color w:val="000000"/>
+          <w:rFonts w:eastAsia="Noto Naskh Arabic" w:cs="Noto Naskh Arabic"/>
+          <w:b w:val="false"/>
+          <w:sz w:val="19"/>
           <w:rtl w:val="true"/>
         </w:rPr>
       </w:r>
@@ -4028,7 +4046,7 @@
       <w:pPr>
         <w:pStyle w:val="Normal"/>
         <w:bidi w:val="1"/>
-        <w:spacing w:lineRule="auto" w:line="268" w:before="0" w:after="80"/>
+        <w:spacing w:lineRule="auto" w:line="266" w:before="0" w:after="80"/>
         <w:jc w:val="left"/>
         <w:rPr>
           <w:rFonts w:ascii="Noto Naskh Arabic" w:hAnsi="Noto Naskh Arabic" w:eastAsia="Noto Naskh Arabic" w:cs="Noto Naskh Arabic"/>
@@ -4038,7 +4056,9 @@
       </w:pPr>
       <w:r>
         <w:rPr>
-          <w:color w:val="000000"/>
+          <w:rFonts w:eastAsia="Noto Naskh Arabic" w:cs="Noto Naskh Arabic"/>
+          <w:b w:val="false"/>
+          <w:sz w:val="19"/>
           <w:rtl w:val="true"/>
         </w:rPr>
       </w:r>
@@ -4047,7 +4067,7 @@
       <w:pPr>
         <w:pStyle w:val="Normal"/>
         <w:bidi w:val="1"/>
-        <w:spacing w:lineRule="auto" w:line="268" w:before="0" w:after="80"/>
+        <w:spacing w:lineRule="auto" w:line="266" w:before="0" w:after="80"/>
         <w:jc w:val="left"/>
         <w:rPr>
           <w:rFonts w:ascii="Noto Naskh Arabic" w:hAnsi="Noto Naskh Arabic" w:eastAsia="Noto Naskh Arabic" w:cs="Noto Naskh Arabic"/>
@@ -4057,7 +4077,9 @@
       </w:pPr>
       <w:r>
         <w:rPr>
-          <w:color w:val="000000"/>
+          <w:rFonts w:eastAsia="Noto Naskh Arabic" w:cs="Noto Naskh Arabic"/>
+          <w:b w:val="false"/>
+          <w:sz w:val="19"/>
           <w:rtl w:val="true"/>
         </w:rPr>
       </w:r>
@@ -4066,7 +4088,7 @@
       <w:pPr>
         <w:pStyle w:val="Normal"/>
         <w:bidi w:val="1"/>
-        <w:spacing w:lineRule="auto" w:line="268" w:before="0" w:after="80"/>
+        <w:spacing w:lineRule="auto" w:line="266" w:before="0" w:after="80"/>
         <w:jc w:val="left"/>
         <w:rPr>
           <w:rFonts w:ascii="Noto Naskh Arabic" w:hAnsi="Noto Naskh Arabic" w:eastAsia="Noto Naskh Arabic" w:cs="Noto Naskh Arabic"/>
@@ -4076,7 +4098,9 @@
       </w:pPr>
       <w:r>
         <w:rPr>
-          <w:color w:val="000000"/>
+          <w:rFonts w:eastAsia="Noto Naskh Arabic" w:cs="Noto Naskh Arabic"/>
+          <w:b w:val="false"/>
+          <w:sz w:val="19"/>
           <w:rtl w:val="true"/>
         </w:rPr>
       </w:r>
@@ -4085,7 +4109,7 @@
       <w:pPr>
         <w:pStyle w:val="Normal"/>
         <w:bidi w:val="1"/>
-        <w:spacing w:lineRule="auto" w:line="268" w:before="0" w:after="80"/>
+        <w:spacing w:lineRule="auto" w:line="266" w:before="0" w:after="80"/>
         <w:jc w:val="left"/>
         <w:rPr>
           <w:rFonts w:ascii="Noto Naskh Arabic" w:hAnsi="Noto Naskh Arabic" w:eastAsia="Noto Naskh Arabic" w:cs="Noto Naskh Arabic"/>
@@ -4095,7 +4119,9 @@
       </w:pPr>
       <w:r>
         <w:rPr>
-          <w:color w:val="000000"/>
+          <w:rFonts w:eastAsia="Noto Naskh Arabic" w:cs="Noto Naskh Arabic"/>
+          <w:b w:val="false"/>
+          <w:sz w:val="19"/>
           <w:rtl w:val="true"/>
         </w:rPr>
       </w:r>
@@ -4104,7 +4130,7 @@
       <w:pPr>
         <w:pStyle w:val="Normal"/>
         <w:bidi w:val="1"/>
-        <w:spacing w:lineRule="auto" w:line="268" w:before="0" w:after="80"/>
+        <w:spacing w:lineRule="auto" w:line="266" w:before="0" w:after="80"/>
         <w:jc w:val="left"/>
         <w:rPr>
           <w:rFonts w:ascii="Noto Naskh Arabic" w:hAnsi="Noto Naskh Arabic" w:eastAsia="Noto Naskh Arabic" w:cs="Noto Naskh Arabic"/>
@@ -4114,7 +4140,9 @@
       </w:pPr>
       <w:r>
         <w:rPr>
-          <w:color w:val="000000"/>
+          <w:rFonts w:eastAsia="Noto Naskh Arabic" w:cs="Noto Naskh Arabic"/>
+          <w:b w:val="false"/>
+          <w:sz w:val="19"/>
           <w:rtl w:val="true"/>
         </w:rPr>
       </w:r>
@@ -4123,7 +4151,7 @@
       <w:pPr>
         <w:pStyle w:val="Normal"/>
         <w:bidi w:val="1"/>
-        <w:spacing w:lineRule="auto" w:line="268" w:before="0" w:after="80"/>
+        <w:spacing w:lineRule="auto" w:line="266" w:before="0" w:after="80"/>
         <w:jc w:val="center"/>
         <w:rPr>
           <w:color w:val="000000"/>
@@ -4200,7 +4228,7 @@
         <w:pStyle w:val="Normal"/>
         <w:keepNext w:val="true"/>
         <w:bidi w:val="1"/>
-        <w:spacing w:lineRule="auto" w:line="268" w:before="140" w:after="80"/>
+        <w:spacing w:lineRule="auto" w:line="266" w:before="140" w:after="80"/>
         <w:jc w:val="left"/>
         <w:rPr>
           <w:b/>
@@ -4231,19 +4259,7 @@
           <w:szCs w:val="30"/>
           <w:rtl w:val="true"/>
         </w:rPr>
-        <w:t xml:space="preserve"> </w:t>
-      </w:r>
-      <w:r>
-        <w:rPr>
-          <w:rFonts w:eastAsia="Noto Naskh Arabic" w:cs="Noto Naskh Arabic"/>
-          <w:b/>
-          <w:bCs/>
-          <w:color w:val="000000"/>
-          <w:sz w:val="30"/>
-          <w:szCs w:val="30"/>
-          <w:rtl w:val="true"/>
-        </w:rPr>
-        <w:t xml:space="preserve">- </w:t>
+        <w:t xml:space="preserve"> - </w:t>
       </w:r>
       <w:r>
         <w:rPr>
@@ -4265,7 +4281,7 @@
         <w:pStyle w:val="Normal"/>
         <w:keepNext w:val="false"/>
         <w:bidi w:val="1"/>
-        <w:spacing w:lineRule="auto" w:line="268" w:before="0" w:after="80"/>
+        <w:spacing w:lineRule="auto" w:line="266" w:before="0" w:after="80"/>
         <w:jc w:val="left"/>
         <w:rPr>
           <w:color w:val="000000"/>
@@ -5540,7 +5556,9 @@
       </w:pPr>
       <w:r>
         <w:rPr>
-          <w:color w:val="000000"/>
+          <w:rFonts w:eastAsia="Noto Naskh Arabic" w:cs="Noto Naskh Arabic"/>
+          <w:b w:val="false"/>
+          <w:sz w:val="19"/>
           <w:rtl w:val="true"/>
         </w:rPr>
       </w:r>
@@ -5550,7 +5568,7 @@
         <w:pStyle w:val="Normal"/>
         <w:keepNext w:val="true"/>
         <w:bidi w:val="1"/>
-        <w:spacing w:lineRule="auto" w:line="268" w:before="140" w:after="80"/>
+        <w:spacing w:lineRule="auto" w:line="266" w:before="140" w:after="80"/>
         <w:jc w:val="left"/>
         <w:rPr>
           <w:b/>
@@ -6309,7 +6327,7 @@
         <w:pStyle w:val="Normal"/>
         <w:keepNext w:val="true"/>
         <w:bidi w:val="1"/>
-        <w:spacing w:lineRule="auto" w:line="268" w:before="140" w:after="80"/>
+        <w:spacing w:lineRule="auto" w:line="266" w:before="140" w:after="80"/>
         <w:jc w:val="left"/>
         <w:rPr>
           <w:b/>
@@ -6362,7 +6380,7 @@
         <w:pStyle w:val="Normal"/>
         <w:keepNext w:val="false"/>
         <w:bidi w:val="1"/>
-        <w:spacing w:lineRule="auto" w:line="268" w:before="0" w:after="40"/>
+        <w:spacing w:lineRule="auto" w:line="266" w:before="0" w:after="40"/>
         <w:ind w:hanging="198" w:right="113"/>
         <w:jc w:val="left"/>
         <w:rPr>
@@ -6488,7 +6506,7 @@
         <w:pStyle w:val="Normal"/>
         <w:keepNext w:val="false"/>
         <w:bidi w:val="1"/>
-        <w:spacing w:lineRule="auto" w:line="268" w:before="0" w:after="40"/>
+        <w:spacing w:lineRule="auto" w:line="266" w:before="0" w:after="40"/>
         <w:ind w:hanging="198" w:right="113"/>
         <w:jc w:val="left"/>
         <w:rPr>
@@ -6679,7 +6697,7 @@
         <w:pStyle w:val="Normal"/>
         <w:keepNext w:val="false"/>
         <w:bidi w:val="1"/>
-        <w:spacing w:lineRule="auto" w:line="268" w:before="0" w:after="40"/>
+        <w:spacing w:lineRule="auto" w:line="266" w:before="0" w:after="40"/>
         <w:ind w:hanging="198" w:right="113"/>
         <w:jc w:val="left"/>
         <w:rPr>
@@ -6755,7 +6773,7 @@
         <w:pStyle w:val="Normal"/>
         <w:keepNext w:val="false"/>
         <w:bidi w:val="1"/>
-        <w:spacing w:lineRule="auto" w:line="268" w:before="0" w:after="40"/>
+        <w:spacing w:lineRule="auto" w:line="266" w:before="0" w:after="40"/>
         <w:ind w:hanging="198" w:right="113"/>
         <w:jc w:val="left"/>
         <w:rPr>
@@ -6862,7 +6880,7 @@
         <w:pStyle w:val="Normal"/>
         <w:keepNext w:val="false"/>
         <w:bidi w:val="1"/>
-        <w:spacing w:lineRule="auto" w:line="268" w:before="0" w:after="40"/>
+        <w:spacing w:lineRule="auto" w:line="266" w:before="0" w:after="40"/>
         <w:ind w:hanging="198" w:right="113"/>
         <w:jc w:val="left"/>
         <w:rPr>
@@ -7013,7 +7031,7 @@
       <w:pPr>
         <w:pStyle w:val="Normal"/>
         <w:bidi w:val="1"/>
-        <w:spacing w:lineRule="auto" w:line="268" w:before="0" w:after="40"/>
+        <w:spacing w:lineRule="auto" w:line="266" w:before="0" w:after="40"/>
         <w:ind w:hanging="198" w:right="113"/>
         <w:jc w:val="left"/>
         <w:rPr>
@@ -7024,7 +7042,9 @@
       </w:pPr>
       <w:r>
         <w:rPr>
-          <w:color w:val="000000"/>
+          <w:rFonts w:eastAsia="Noto Naskh Arabic" w:cs="Noto Naskh Arabic"/>
+          <w:b w:val="false"/>
+          <w:sz w:val="23"/>
           <w:rtl w:val="true"/>
         </w:rPr>
       </w:r>
@@ -7033,7 +7053,7 @@
       <w:pPr>
         <w:pStyle w:val="Normal"/>
         <w:bidi w:val="1"/>
-        <w:spacing w:lineRule="auto" w:line="268" w:before="0" w:after="40"/>
+        <w:spacing w:lineRule="auto" w:line="266" w:before="0" w:after="40"/>
         <w:ind w:hanging="198" w:right="113"/>
         <w:jc w:val="left"/>
         <w:rPr>
@@ -7044,7 +7064,9 @@
       </w:pPr>
       <w:r>
         <w:rPr>
-          <w:color w:val="000000"/>
+          <w:rFonts w:eastAsia="Noto Naskh Arabic" w:cs="Noto Naskh Arabic"/>
+          <w:b w:val="false"/>
+          <w:sz w:val="19"/>
           <w:rtl w:val="true"/>
         </w:rPr>
       </w:r>
@@ -7054,7 +7076,7 @@
         <w:pStyle w:val="Normal"/>
         <w:keepNext w:val="true"/>
         <w:bidi w:val="1"/>
-        <w:spacing w:lineRule="auto" w:line="268" w:before="140" w:after="80"/>
+        <w:spacing w:lineRule="auto" w:line="266" w:before="140" w:after="80"/>
         <w:jc w:val="left"/>
         <w:rPr>
           <w:b/>
@@ -7085,19 +7107,7 @@
           <w:szCs w:val="30"/>
           <w:rtl w:val="true"/>
         </w:rPr>
-        <w:t>-</w:t>
-      </w:r>
-      <w:r>
-        <w:rPr>
-          <w:rFonts w:eastAsia="Noto Naskh Arabic" w:cs="Noto Naskh Arabic"/>
-          <w:b/>
-          <w:bCs/>
-          <w:color w:val="000000"/>
-          <w:sz w:val="30"/>
-          <w:szCs w:val="30"/>
-          <w:rtl w:val="true"/>
-        </w:rPr>
-        <w:t xml:space="preserve"> </w:t>
+        <w:t xml:space="preserve">- </w:t>
       </w:r>
       <w:r>
         <w:rPr>
@@ -7130,7 +7140,7 @@
         <w:pStyle w:val="Normal"/>
         <w:keepNext w:val="false"/>
         <w:bidi w:val="1"/>
-        <w:spacing w:lineRule="auto" w:line="268" w:before="0" w:after="60"/>
+        <w:spacing w:lineRule="auto" w:line="266" w:before="0" w:after="60"/>
         <w:jc w:val="left"/>
         <w:rPr>
           <w:color w:val="000000"/>
@@ -7361,7 +7371,7 @@
         <w:pStyle w:val="Normal"/>
         <w:keepNext w:val="false"/>
         <w:bidi w:val="1"/>
-        <w:spacing w:lineRule="auto" w:line="268" w:before="0" w:after="100"/>
+        <w:spacing w:lineRule="auto" w:line="266" w:before="0" w:after="100"/>
         <w:jc w:val="left"/>
         <w:rPr>
           <w:color w:val="000000"/>
@@ -7488,7 +7498,7 @@
       <w:pPr>
         <w:pStyle w:val="Normal"/>
         <w:bidi w:val="1"/>
-        <w:spacing w:lineRule="auto" w:line="268" w:before="0" w:after="100"/>
+        <w:spacing w:lineRule="auto" w:line="266" w:before="0" w:after="100"/>
         <w:jc w:val="left"/>
         <w:rPr>
           <w:rFonts w:ascii="Noto Naskh Arabic" w:hAnsi="Noto Naskh Arabic" w:eastAsia="Noto Naskh Arabic" w:cs="Noto Naskh Arabic"/>
@@ -7499,7 +7509,10 @@
       </w:pPr>
       <w:r>
         <w:rPr>
-          <w:color w:val="000000"/>
+          <w:rFonts w:eastAsia="Noto Naskh Arabic" w:cs="Noto Naskh Arabic"/>
+          <w:b w:val="false"/>
+          <w:sz w:val="26"/>
+          <w:szCs w:val="26"/>
           <w:rtl w:val="true"/>
         </w:rPr>
       </w:r>
@@ -7509,7 +7522,7 @@
         <w:pStyle w:val="Normal"/>
         <w:keepNext w:val="true"/>
         <w:bidi w:val="1"/>
-        <w:spacing w:lineRule="auto" w:line="268" w:before="140" w:after="80"/>
+        <w:spacing w:lineRule="auto" w:line="266" w:before="140" w:after="80"/>
         <w:jc w:val="left"/>
         <w:rPr>
           <w:color w:val="FF0000"/>
@@ -8346,7 +8359,7 @@
         <w:pStyle w:val="Normal"/>
         <w:keepNext w:val="true"/>
         <w:bidi w:val="1"/>
-        <w:spacing w:lineRule="auto" w:line="268" w:before="140" w:after="80"/>
+        <w:spacing w:lineRule="auto" w:line="266" w:before="140" w:after="80"/>
         <w:jc w:val="left"/>
         <w:rPr>
           <w:rFonts w:ascii="Noto Naskh Arabic" w:hAnsi="Noto Naskh Arabic" w:eastAsia="Noto Naskh Arabic" w:cs="Noto Naskh Arabic"/>
@@ -8359,14 +8372,442 @@
       </w:pPr>
       <w:r>
         <w:rPr>
+          <w:rFonts w:eastAsia="Noto Naskh Arabic" w:cs="Noto Naskh Arabic"/>
+          <w:b/>
+          <w:color w:val="000000"/>
+          <w:sz w:val="20"/>
+          <w:szCs w:val="20"/>
+          <w:u w:val="single"/>
+          <w:rtl w:val="true"/>
+        </w:rPr>
+      </w:r>
+    </w:p>
+    <w:p>
+      <w:pPr>
+        <w:pStyle w:val="Normal"/>
+        <w:bidi w:val="1"/>
+        <w:spacing w:lineRule="auto" w:line="266" w:before="140" w:after="80"/>
+        <w:jc w:val="left"/>
+        <w:rPr>
+          <w:rFonts w:ascii="Noto Naskh Arabic" w:hAnsi="Noto Naskh Arabic" w:eastAsia="Noto Naskh Arabic" w:cs="Noto Naskh Arabic"/>
+          <w:b/>
+          <w:color w:val="000000"/>
+          <w:sz w:val="20"/>
+          <w:szCs w:val="20"/>
+          <w:u w:val="single"/>
+        </w:rPr>
+      </w:pPr>
+      <w:r>
+        <w:rPr>
+          <w:rFonts w:eastAsia="Noto Naskh Arabic" w:cs="Noto Naskh Arabic"/>
+          <w:b/>
+          <w:color w:val="000000"/>
+          <w:sz w:val="20"/>
+          <w:szCs w:val="20"/>
+          <w:u w:val="single"/>
+          <w:rtl w:val="true"/>
+        </w:rPr>
+      </w:r>
+    </w:p>
+    <w:p>
+      <w:pPr>
+        <w:pStyle w:val="Normal"/>
+        <w:bidi w:val="1"/>
+        <w:spacing w:lineRule="auto" w:line="266" w:before="140" w:after="80"/>
+        <w:jc w:val="left"/>
+        <w:rPr>
+          <w:rFonts w:ascii="Noto Naskh Arabic" w:hAnsi="Noto Naskh Arabic" w:eastAsia="Noto Naskh Arabic" w:cs="Noto Naskh Arabic"/>
+          <w:b/>
+          <w:color w:val="000000"/>
+          <w:sz w:val="20"/>
+          <w:szCs w:val="20"/>
+          <w:u w:val="single"/>
+        </w:rPr>
+      </w:pPr>
+      <w:r>
+        <w:rPr>
+          <w:rFonts w:eastAsia="Noto Naskh Arabic" w:cs="Noto Naskh Arabic"/>
+          <w:b/>
+          <w:color w:val="000000"/>
+          <w:sz w:val="20"/>
+          <w:szCs w:val="20"/>
+          <w:u w:val="single"/>
+          <w:rtl w:val="true"/>
+        </w:rPr>
+      </w:r>
+    </w:p>
+    <w:p>
+      <w:pPr>
+        <w:pStyle w:val="Normal"/>
+        <w:bidi w:val="1"/>
+        <w:spacing w:lineRule="auto" w:line="266" w:before="140" w:after="80"/>
+        <w:jc w:val="left"/>
+        <w:rPr>
+          <w:rFonts w:ascii="Noto Naskh Arabic" w:hAnsi="Noto Naskh Arabic" w:eastAsia="Noto Naskh Arabic" w:cs="Noto Naskh Arabic"/>
+          <w:b/>
+          <w:color w:val="000000"/>
+          <w:sz w:val="20"/>
+          <w:szCs w:val="20"/>
+          <w:u w:val="single"/>
+        </w:rPr>
+      </w:pPr>
+      <w:r>
+        <w:rPr>
+          <w:rFonts w:eastAsia="Noto Naskh Arabic" w:cs="Noto Naskh Arabic"/>
+          <w:b/>
+          <w:color w:val="000000"/>
+          <w:sz w:val="20"/>
+          <w:szCs w:val="20"/>
+          <w:u w:val="single"/>
+          <w:rtl w:val="true"/>
+        </w:rPr>
+      </w:r>
+    </w:p>
+    <w:p>
+      <w:pPr>
+        <w:pStyle w:val="Normal"/>
+        <w:bidi w:val="1"/>
+        <w:spacing w:lineRule="auto" w:line="266" w:before="140" w:after="80"/>
+        <w:jc w:val="left"/>
+        <w:rPr>
+          <w:rFonts w:ascii="Noto Naskh Arabic" w:hAnsi="Noto Naskh Arabic" w:eastAsia="Noto Naskh Arabic" w:cs="Noto Naskh Arabic"/>
+          <w:b/>
+          <w:color w:val="000000"/>
+          <w:sz w:val="20"/>
+          <w:szCs w:val="20"/>
+          <w:u w:val="single"/>
+        </w:rPr>
+      </w:pPr>
+      <w:r>
+        <w:rPr>
+          <w:rFonts w:eastAsia="Noto Naskh Arabic" w:cs="Noto Naskh Arabic"/>
+          <w:b/>
+          <w:color w:val="000000"/>
+          <w:sz w:val="20"/>
+          <w:szCs w:val="20"/>
+          <w:u w:val="single"/>
+          <w:rtl w:val="true"/>
+        </w:rPr>
+      </w:r>
+    </w:p>
+    <w:p>
+      <w:pPr>
+        <w:pStyle w:val="Normal"/>
+        <w:bidi w:val="1"/>
+        <w:spacing w:lineRule="auto" w:line="266" w:before="140" w:after="80"/>
+        <w:jc w:val="left"/>
+        <w:rPr>
+          <w:rFonts w:ascii="Noto Naskh Arabic" w:hAnsi="Noto Naskh Arabic" w:eastAsia="Noto Naskh Arabic" w:cs="Noto Naskh Arabic"/>
+          <w:b/>
+          <w:color w:val="000000"/>
+          <w:sz w:val="20"/>
+          <w:szCs w:val="20"/>
+          <w:u w:val="single"/>
+        </w:rPr>
+      </w:pPr>
+      <w:r>
+        <w:rPr>
+          <w:rFonts w:eastAsia="Noto Naskh Arabic" w:cs="Noto Naskh Arabic"/>
+          <w:b/>
+          <w:color w:val="000000"/>
+          <w:sz w:val="20"/>
+          <w:szCs w:val="20"/>
+          <w:u w:val="single"/>
+          <w:rtl w:val="true"/>
+        </w:rPr>
+      </w:r>
+    </w:p>
+    <w:p>
+      <w:pPr>
+        <w:pStyle w:val="Normal"/>
+        <w:bidi w:val="1"/>
+        <w:spacing w:lineRule="auto" w:line="266" w:before="140" w:after="80"/>
+        <w:jc w:val="left"/>
+        <w:rPr>
+          <w:rFonts w:ascii="Noto Naskh Arabic" w:hAnsi="Noto Naskh Arabic" w:eastAsia="Noto Naskh Arabic" w:cs="Noto Naskh Arabic"/>
+          <w:b/>
+          <w:color w:val="000000"/>
+          <w:sz w:val="20"/>
+          <w:szCs w:val="20"/>
+          <w:u w:val="single"/>
+        </w:rPr>
+      </w:pPr>
+      <w:r>
+        <w:rPr>
+          <w:rFonts w:eastAsia="Noto Naskh Arabic" w:cs="Noto Naskh Arabic"/>
+          <w:b/>
+          <w:color w:val="000000"/>
+          <w:sz w:val="20"/>
+          <w:szCs w:val="20"/>
+          <w:u w:val="single"/>
+          <w:rtl w:val="true"/>
+        </w:rPr>
+      </w:r>
+    </w:p>
+    <w:p>
+      <w:pPr>
+        <w:pStyle w:val="Normal"/>
+        <w:bidi w:val="1"/>
+        <w:spacing w:lineRule="auto" w:line="266" w:before="140" w:after="80"/>
+        <w:jc w:val="left"/>
+        <w:rPr>
+          <w:rFonts w:ascii="Noto Naskh Arabic" w:hAnsi="Noto Naskh Arabic" w:eastAsia="Noto Naskh Arabic" w:cs="Noto Naskh Arabic"/>
+          <w:b/>
+          <w:color w:val="000000"/>
+          <w:sz w:val="20"/>
+          <w:szCs w:val="20"/>
+          <w:u w:val="single"/>
+        </w:rPr>
+      </w:pPr>
+      <w:r>
+        <w:rPr>
+          <w:rFonts w:eastAsia="Noto Naskh Arabic" w:cs="Noto Naskh Arabic"/>
+          <w:b/>
+          <w:color w:val="000000"/>
+          <w:sz w:val="20"/>
+          <w:szCs w:val="20"/>
+          <w:u w:val="single"/>
+          <w:rtl w:val="true"/>
+        </w:rPr>
+      </w:r>
+    </w:p>
+    <w:p>
+      <w:pPr>
+        <w:pStyle w:val="Heading2"/>
+        <w:bidi w:val="1"/>
+        <w:spacing w:lineRule="auto" w:line="266" w:before="140" w:after="80"/>
+        <w:jc w:val="left"/>
+        <w:rPr>
+          <w:rFonts w:ascii="Noto Naskh Arabic" w:hAnsi="Noto Naskh Arabic" w:eastAsia="Noto Naskh Arabic" w:cs="Noto Naskh Arabic"/>
+          <w:b/>
+          <w:color w:val="000000"/>
+          <w:sz w:val="30"/>
+          <w:szCs w:val="30"/>
+          <w:u w:val="none"/>
+        </w:rPr>
+      </w:pPr>
+      <w:r>
+        <w:rPr>
+          <w:rFonts w:ascii="Noto Naskh Arabic" w:hAnsi="Noto Naskh Arabic" w:eastAsia="Noto Naskh Arabic" w:cs="Noto Naskh Arabic"/>
+          <w:b/>
+          <w:b/>
+          <w:color w:val="000000"/>
+          <w:sz w:val="30"/>
+          <w:sz w:val="30"/>
+          <w:szCs w:val="30"/>
+          <w:u w:val="none"/>
+          <w:rtl w:val="true"/>
+        </w:rPr>
+        <w:t>منابع</w:t>
+      </w:r>
+    </w:p>
+    <w:p>
+      <w:pPr>
+        <w:pStyle w:val="BodyText"/>
+        <w:numPr>
+          <w:ilvl w:val="0"/>
+          <w:numId w:val="7"/>
+        </w:numPr>
+        <w:tabs>
+          <w:tab w:val="clear" w:pos="720"/>
+          <w:tab w:val="left" w:pos="0" w:leader="none"/>
+        </w:tabs>
+        <w:ind w:hanging="283" w:left="709"/>
+        <w:rPr/>
+      </w:pPr>
+      <w:r>
+        <w:rPr/>
+        <w:t>SIMCom Wireless Solutions, “SIM800C GSM/GPRS Module,” Official Product Page.</w:t>
+        <w:br/>
+      </w:r>
+      <w:hyperlink r:id="rId3">
+        <w:r>
+          <w:rPr>
+            <w:rStyle w:val="Hyperlink"/>
+          </w:rPr>
+          <w:t>https://www.simcom.com/product/SIM800C.html</w:t>
+        </w:r>
+      </w:hyperlink>
+      <w:r>
+        <w:rPr/>
+        <w:t xml:space="preserve"> (</w:t>
+      </w:r>
+      <w:hyperlink r:id="rId4">
+        <w:r>
+          <w:rPr>
+            <w:rStyle w:val="Hyperlink"/>
+          </w:rPr>
+          <w:t>SIMCom</w:t>
+        </w:r>
+      </w:hyperlink>
+      <w:r>
+        <w:rPr/>
+        <w:t>)</w:t>
+      </w:r>
+    </w:p>
+    <w:p>
+      <w:pPr>
+        <w:pStyle w:val="BodyText"/>
+        <w:numPr>
+          <w:ilvl w:val="0"/>
+          <w:numId w:val="7"/>
+        </w:numPr>
+        <w:tabs>
+          <w:tab w:val="clear" w:pos="720"/>
+          <w:tab w:val="left" w:pos="0" w:leader="none"/>
+        </w:tabs>
+        <w:ind w:hanging="283" w:left="709"/>
+        <w:rPr/>
+      </w:pPr>
+      <w:r>
+        <w:rPr/>
+        <w:t>STMicroelectronics, “STM32F407VG – High-performance Arm Cortex-M4 MCU,” Official Product Page.</w:t>
+        <w:br/>
+      </w:r>
+      <w:hyperlink r:id="rId5">
+        <w:r>
+          <w:rPr>
+            <w:rStyle w:val="Hyperlink"/>
+          </w:rPr>
+          <w:t>https://www.st.com/en/microcontrollers-microprocessors/stm32f407vg.html</w:t>
+        </w:r>
+      </w:hyperlink>
+      <w:r>
+        <w:rPr/>
+        <w:t xml:space="preserve"> (</w:t>
+      </w:r>
+      <w:hyperlink r:id="rId6">
+        <w:r>
+          <w:rPr>
+            <w:rStyle w:val="Hyperlink"/>
+          </w:rPr>
+          <w:t>STMicroelectronics</w:t>
+        </w:r>
+      </w:hyperlink>
+      <w:r>
+        <w:rPr/>
+        <w:t>)</w:t>
+      </w:r>
+    </w:p>
+    <w:p>
+      <w:pPr>
+        <w:pStyle w:val="BodyText"/>
+        <w:numPr>
+          <w:ilvl w:val="0"/>
+          <w:numId w:val="7"/>
+        </w:numPr>
+        <w:tabs>
+          <w:tab w:val="clear" w:pos="720"/>
+          <w:tab w:val="left" w:pos="0" w:leader="none"/>
+        </w:tabs>
+        <w:ind w:hanging="283" w:left="709"/>
+        <w:rPr/>
+      </w:pPr>
+      <w:r>
+        <w:rPr/>
+        <w:t>SIMCom Wireless Solutions, “SIM800 Series AT Command Manual,” Version 1.10.</w:t>
+        <w:br/>
+      </w:r>
+      <w:hyperlink r:id="rId7">
+        <w:r>
+          <w:rPr>
+            <w:rStyle w:val="Hyperlink"/>
+          </w:rPr>
+          <w:t>https://simcom.ee/documents/SIM800C/SIM800%20Series_AT%20Command%20Manual_V1.10.pdf</w:t>
+        </w:r>
+      </w:hyperlink>
+      <w:r>
+        <w:rPr/>
+        <w:t xml:space="preserve"> (</w:t>
+      </w:r>
+      <w:hyperlink r:id="rId8">
+        <w:r>
+          <w:rPr>
+            <w:rStyle w:val="Hyperlink"/>
+          </w:rPr>
+          <w:t>Simcom</w:t>
+        </w:r>
+      </w:hyperlink>
+      <w:r>
+        <w:rPr/>
+        <w:t>)</w:t>
+      </w:r>
+    </w:p>
+    <w:p>
+      <w:pPr>
+        <w:pStyle w:val="BodyText"/>
+        <w:numPr>
+          <w:ilvl w:val="0"/>
+          <w:numId w:val="7"/>
+        </w:numPr>
+        <w:tabs>
+          <w:tab w:val="clear" w:pos="720"/>
+          <w:tab w:val="left" w:pos="0" w:leader="none"/>
+        </w:tabs>
+        <w:ind w:hanging="283" w:left="709"/>
+        <w:rPr/>
+      </w:pPr>
+      <w:r>
+        <w:rPr/>
+        <w:t>SIMCom Wireless Solutions, “SIM800C Hardware Design,” Version 1.05.</w:t>
+        <w:br/>
+      </w:r>
+      <w:hyperlink r:id="rId9">
+        <w:r>
+          <w:rPr>
+            <w:rStyle w:val="Hyperlink"/>
+          </w:rPr>
+          <w:t>https://simcom.ee/documents/SIM800C/SIM800C_Hardware_Design_V1.05.pdf</w:t>
+        </w:r>
+      </w:hyperlink>
+      <w:r>
+        <w:rPr/>
+        <w:t xml:space="preserve"> (</w:t>
+      </w:r>
+      <w:hyperlink r:id="rId10">
+        <w:r>
+          <w:rPr>
+            <w:rStyle w:val="Hyperlink"/>
+          </w:rPr>
+          <w:t>Simcom</w:t>
+        </w:r>
+      </w:hyperlink>
+      <w:r>
+        <w:rPr/>
+        <w:t>)</w:t>
+      </w:r>
+    </w:p>
+    <w:p>
+      <w:pPr>
+        <w:pStyle w:val="Normal"/>
+        <w:bidi w:val="1"/>
+        <w:spacing w:lineRule="auto" w:line="266" w:before="140" w:after="80"/>
+        <w:jc w:val="left"/>
+        <w:rPr>
+          <w:rFonts w:ascii="Noto Naskh Arabic" w:hAnsi="Noto Naskh Arabic" w:eastAsia="Noto Naskh Arabic" w:cs="Noto Naskh Arabic"/>
+          <w:b/>
+          <w:color w:val="000000"/>
+          <w:sz w:val="20"/>
+          <w:szCs w:val="20"/>
+          <w:u w:val="single"/>
+        </w:rPr>
+      </w:pPr>
+      <w:r>
+        <w:rPr>
+          <w:rFonts w:eastAsia="Noto Naskh Arabic" w:cs="Noto Naskh Arabic"/>
+          <w:b/>
+          <w:color w:val="000000"/>
+          <w:sz w:val="20"/>
+          <w:szCs w:val="20"/>
+          <w:u w:val="single"/>
           <w:rtl w:val="true"/>
         </w:rPr>
       </w:r>
     </w:p>
     <w:sectPr>
-      <w:footerReference w:type="even" r:id="rId3"/>
-      <w:footerReference w:type="default" r:id="rId4"/>
-      <w:footerReference w:type="first" r:id="rId5"/>
+      <w:footerReference w:type="even" r:id="rId11"/>
+      <w:footerReference w:type="default" r:id="rId12"/>
+      <w:footerReference w:type="first" r:id="rId13"/>
       <w:type w:val="nextPage"/>
       <w:pgSz w:w="11906" w:h="16838"/>
       <w:pgMar w:left="964" w:right="964" w:gutter="0" w:header="0" w:top="879" w:footer="312" w:bottom="822"/>
@@ -8501,7 +8942,7 @@
       <w:rPr>
         <w:rtl w:val="true"/>
       </w:rPr>
-      <w:t>5</w:t>
+      <w:t>6</w:t>
     </w:r>
     <w:r>
       <w:rPr>
@@ -8618,7 +9059,7 @@
       <w:rPr>
         <w:rtl w:val="true"/>
       </w:rPr>
-      <w:t>5</w:t>
+      <w:t>6</w:t>
     </w:r>
     <w:r>
       <w:rPr>
@@ -8659,6 +9100,7 @@
         </w:tabs>
         <w:ind w:left="1080" w:hanging="360"/>
       </w:pPr>
+      <w:rPr/>
     </w:lvl>
     <w:lvl w:ilvl="2">
       <w:start w:val="1"/>
@@ -8671,6 +9113,7 @@
         </w:tabs>
         <w:ind w:left="1440" w:hanging="360"/>
       </w:pPr>
+      <w:rPr/>
     </w:lvl>
     <w:lvl w:ilvl="3">
       <w:start w:val="1"/>
@@ -8683,6 +9126,7 @@
         </w:tabs>
         <w:ind w:left="1800" w:hanging="360"/>
       </w:pPr>
+      <w:rPr/>
     </w:lvl>
     <w:lvl w:ilvl="4">
       <w:start w:val="1"/>
@@ -8695,6 +9139,7 @@
         </w:tabs>
         <w:ind w:left="2160" w:hanging="360"/>
       </w:pPr>
+      <w:rPr/>
     </w:lvl>
     <w:lvl w:ilvl="5">
       <w:start w:val="1"/>
@@ -8707,6 +9152,7 @@
         </w:tabs>
         <w:ind w:left="2520" w:hanging="360"/>
       </w:pPr>
+      <w:rPr/>
     </w:lvl>
     <w:lvl w:ilvl="6">
       <w:start w:val="1"/>
@@ -8719,6 +9165,7 @@
         </w:tabs>
         <w:ind w:left="2880" w:hanging="360"/>
       </w:pPr>
+      <w:rPr/>
     </w:lvl>
     <w:lvl w:ilvl="7">
       <w:start w:val="1"/>
@@ -8731,6 +9178,7 @@
         </w:tabs>
         <w:ind w:left="3240" w:hanging="360"/>
       </w:pPr>
+      <w:rPr/>
     </w:lvl>
     <w:lvl w:ilvl="8">
       <w:start w:val="1"/>
@@ -8743,6 +9191,7 @@
         </w:tabs>
         <w:ind w:left="3600" w:hanging="360"/>
       </w:pPr>
+      <w:rPr/>
     </w:lvl>
   </w:abstractNum>
   <w:abstractNum w:abstractNumId="2">
@@ -8772,6 +9221,7 @@
         </w:tabs>
         <w:ind w:left="1080" w:hanging="360"/>
       </w:pPr>
+      <w:rPr/>
     </w:lvl>
     <w:lvl w:ilvl="2">
       <w:start w:val="1"/>
@@ -8784,6 +9234,7 @@
         </w:tabs>
         <w:ind w:left="1440" w:hanging="360"/>
       </w:pPr>
+      <w:rPr/>
     </w:lvl>
     <w:lvl w:ilvl="3">
       <w:start w:val="1"/>
@@ -8796,6 +9247,7 @@
         </w:tabs>
         <w:ind w:left="1800" w:hanging="360"/>
       </w:pPr>
+      <w:rPr/>
     </w:lvl>
     <w:lvl w:ilvl="4">
       <w:start w:val="1"/>
@@ -8808,6 +9260,7 @@
         </w:tabs>
         <w:ind w:left="2160" w:hanging="360"/>
       </w:pPr>
+      <w:rPr/>
     </w:lvl>
     <w:lvl w:ilvl="5">
       <w:start w:val="1"/>
@@ -8820,6 +9273,7 @@
         </w:tabs>
         <w:ind w:left="2520" w:hanging="360"/>
       </w:pPr>
+      <w:rPr/>
     </w:lvl>
     <w:lvl w:ilvl="6">
       <w:start w:val="1"/>
@@ -8832,6 +9286,7 @@
         </w:tabs>
         <w:ind w:left="2880" w:hanging="360"/>
       </w:pPr>
+      <w:rPr/>
     </w:lvl>
     <w:lvl w:ilvl="7">
       <w:start w:val="1"/>
@@ -8844,6 +9299,7 @@
         </w:tabs>
         <w:ind w:left="3240" w:hanging="360"/>
       </w:pPr>
+      <w:rPr/>
     </w:lvl>
     <w:lvl w:ilvl="8">
       <w:start w:val="1"/>
@@ -8856,6 +9312,7 @@
         </w:tabs>
         <w:ind w:left="3600" w:hanging="360"/>
       </w:pPr>
+      <w:rPr/>
     </w:lvl>
   </w:abstractNum>
   <w:abstractNum w:abstractNumId="3">
@@ -8885,6 +9342,7 @@
         </w:tabs>
         <w:ind w:left="1080" w:hanging="360"/>
       </w:pPr>
+      <w:rPr/>
     </w:lvl>
     <w:lvl w:ilvl="2">
       <w:start w:val="1"/>
@@ -8897,6 +9355,7 @@
         </w:tabs>
         <w:ind w:left="1440" w:hanging="360"/>
       </w:pPr>
+      <w:rPr/>
     </w:lvl>
     <w:lvl w:ilvl="3">
       <w:start w:val="1"/>
@@ -8909,6 +9368,7 @@
         </w:tabs>
         <w:ind w:left="1800" w:hanging="360"/>
       </w:pPr>
+      <w:rPr/>
     </w:lvl>
     <w:lvl w:ilvl="4">
       <w:start w:val="1"/>
@@ -8921,6 +9381,7 @@
         </w:tabs>
         <w:ind w:left="2160" w:hanging="360"/>
       </w:pPr>
+      <w:rPr/>
     </w:lvl>
     <w:lvl w:ilvl="5">
       <w:start w:val="1"/>
@@ -8933,6 +9394,7 @@
         </w:tabs>
         <w:ind w:left="2520" w:hanging="360"/>
       </w:pPr>
+      <w:rPr/>
     </w:lvl>
     <w:lvl w:ilvl="6">
       <w:start w:val="1"/>
@@ -8945,6 +9407,7 @@
         </w:tabs>
         <w:ind w:left="2880" w:hanging="360"/>
       </w:pPr>
+      <w:rPr/>
     </w:lvl>
     <w:lvl w:ilvl="7">
       <w:start w:val="1"/>
@@ -8957,6 +9420,7 @@
         </w:tabs>
         <w:ind w:left="3240" w:hanging="360"/>
       </w:pPr>
+      <w:rPr/>
     </w:lvl>
     <w:lvl w:ilvl="8">
       <w:start w:val="1"/>
@@ -8969,6 +9433,7 @@
         </w:tabs>
         <w:ind w:left="3600" w:hanging="360"/>
       </w:pPr>
+      <w:rPr/>
     </w:lvl>
   </w:abstractNum>
   <w:abstractNum w:abstractNumId="4">
@@ -8996,6 +9461,7 @@
         </w:tabs>
         <w:ind w:left="1080" w:hanging="360"/>
       </w:pPr>
+      <w:rPr/>
     </w:lvl>
     <w:lvl w:ilvl="2">
       <w:start w:val="1"/>
@@ -9008,6 +9474,7 @@
         </w:tabs>
         <w:ind w:left="1440" w:hanging="360"/>
       </w:pPr>
+      <w:rPr/>
     </w:lvl>
     <w:lvl w:ilvl="3">
       <w:start w:val="1"/>
@@ -9020,6 +9487,7 @@
         </w:tabs>
         <w:ind w:left="1800" w:hanging="360"/>
       </w:pPr>
+      <w:rPr/>
     </w:lvl>
     <w:lvl w:ilvl="4">
       <w:start w:val="1"/>
@@ -9032,6 +9500,7 @@
         </w:tabs>
         <w:ind w:left="2160" w:hanging="360"/>
       </w:pPr>
+      <w:rPr/>
     </w:lvl>
     <w:lvl w:ilvl="5">
       <w:start w:val="1"/>
@@ -9044,6 +9513,7 @@
         </w:tabs>
         <w:ind w:left="2520" w:hanging="360"/>
       </w:pPr>
+      <w:rPr/>
     </w:lvl>
     <w:lvl w:ilvl="6">
       <w:start w:val="1"/>
@@ -9056,6 +9526,7 @@
         </w:tabs>
         <w:ind w:left="2880" w:hanging="360"/>
       </w:pPr>
+      <w:rPr/>
     </w:lvl>
     <w:lvl w:ilvl="7">
       <w:start w:val="1"/>
@@ -9068,6 +9539,7 @@
         </w:tabs>
         <w:ind w:left="3240" w:hanging="360"/>
       </w:pPr>
+      <w:rPr/>
     </w:lvl>
     <w:lvl w:ilvl="8">
       <w:start w:val="1"/>
@@ -9080,6 +9552,7 @@
         </w:tabs>
         <w:ind w:left="3600" w:hanging="360"/>
       </w:pPr>
+      <w:rPr/>
     </w:lvl>
   </w:abstractNum>
   <w:abstractNum w:abstractNumId="5">
@@ -9107,6 +9580,7 @@
         </w:tabs>
         <w:ind w:left="1080" w:hanging="360"/>
       </w:pPr>
+      <w:rPr/>
     </w:lvl>
     <w:lvl w:ilvl="2">
       <w:start w:val="1"/>
@@ -9119,6 +9593,7 @@
         </w:tabs>
         <w:ind w:left="1440" w:hanging="360"/>
       </w:pPr>
+      <w:rPr/>
     </w:lvl>
     <w:lvl w:ilvl="3">
       <w:start w:val="1"/>
@@ -9131,6 +9606,7 @@
         </w:tabs>
         <w:ind w:left="1800" w:hanging="360"/>
       </w:pPr>
+      <w:rPr/>
     </w:lvl>
     <w:lvl w:ilvl="4">
       <w:start w:val="1"/>
@@ -9143,6 +9619,7 @@
         </w:tabs>
         <w:ind w:left="2160" w:hanging="360"/>
       </w:pPr>
+      <w:rPr/>
     </w:lvl>
     <w:lvl w:ilvl="5">
       <w:start w:val="1"/>
@@ -9155,6 +9632,7 @@
         </w:tabs>
         <w:ind w:left="2520" w:hanging="360"/>
       </w:pPr>
+      <w:rPr/>
     </w:lvl>
     <w:lvl w:ilvl="6">
       <w:start w:val="1"/>
@@ -9167,6 +9645,7 @@
         </w:tabs>
         <w:ind w:left="2880" w:hanging="360"/>
       </w:pPr>
+      <w:rPr/>
     </w:lvl>
     <w:lvl w:ilvl="7">
       <w:start w:val="1"/>
@@ -9179,6 +9658,7 @@
         </w:tabs>
         <w:ind w:left="3240" w:hanging="360"/>
       </w:pPr>
+      <w:rPr/>
     </w:lvl>
     <w:lvl w:ilvl="8">
       <w:start w:val="1"/>
@@ -9191,6 +9671,7 @@
         </w:tabs>
         <w:ind w:left="3600" w:hanging="360"/>
       </w:pPr>
+      <w:rPr/>
     </w:lvl>
   </w:abstractNum>
   <w:abstractNum w:abstractNumId="6">
@@ -9218,6 +9699,7 @@
         </w:tabs>
         <w:ind w:left="1080" w:hanging="360"/>
       </w:pPr>
+      <w:rPr/>
     </w:lvl>
     <w:lvl w:ilvl="2">
       <w:start w:val="1"/>
@@ -9230,6 +9712,7 @@
         </w:tabs>
         <w:ind w:left="1440" w:hanging="360"/>
       </w:pPr>
+      <w:rPr/>
     </w:lvl>
     <w:lvl w:ilvl="3">
       <w:start w:val="1"/>
@@ -9242,6 +9725,7 @@
         </w:tabs>
         <w:ind w:left="1800" w:hanging="360"/>
       </w:pPr>
+      <w:rPr/>
     </w:lvl>
     <w:lvl w:ilvl="4">
       <w:start w:val="1"/>
@@ -9254,6 +9738,7 @@
         </w:tabs>
         <w:ind w:left="2160" w:hanging="360"/>
       </w:pPr>
+      <w:rPr/>
     </w:lvl>
     <w:lvl w:ilvl="5">
       <w:start w:val="1"/>
@@ -9266,6 +9751,7 @@
         </w:tabs>
         <w:ind w:left="2520" w:hanging="360"/>
       </w:pPr>
+      <w:rPr/>
     </w:lvl>
     <w:lvl w:ilvl="6">
       <w:start w:val="1"/>
@@ -9278,6 +9764,7 @@
         </w:tabs>
         <w:ind w:left="2880" w:hanging="360"/>
       </w:pPr>
+      <w:rPr/>
     </w:lvl>
     <w:lvl w:ilvl="7">
       <w:start w:val="1"/>
@@ -9290,6 +9777,7 @@
         </w:tabs>
         <w:ind w:left="3240" w:hanging="360"/>
       </w:pPr>
+      <w:rPr/>
     </w:lvl>
     <w:lvl w:ilvl="8">
       <w:start w:val="1"/>
@@ -9302,9 +9790,129 @@
         </w:tabs>
         <w:ind w:left="3600" w:hanging="360"/>
       </w:pPr>
+      <w:rPr/>
     </w:lvl>
   </w:abstractNum>
   <w:abstractNum w:abstractNumId="7">
+    <w:lvl w:ilvl="0">
+      <w:start w:val="1"/>
+      <w:numFmt w:val="decimal"/>
+      <w:lvlText w:val="%1."/>
+      <w:lvlJc w:val="left"/>
+      <w:pPr>
+        <w:tabs>
+          <w:tab w:val="num" w:pos="709"/>
+        </w:tabs>
+        <w:ind w:left="709" w:hanging="283"/>
+      </w:pPr>
+      <w:rPr/>
+    </w:lvl>
+    <w:lvl w:ilvl="1">
+      <w:start w:val="1"/>
+      <w:numFmt w:val="decimal"/>
+      <w:lvlText w:val="%2."/>
+      <w:lvlJc w:val="left"/>
+      <w:pPr>
+        <w:tabs>
+          <w:tab w:val="num" w:pos="1418"/>
+        </w:tabs>
+        <w:ind w:left="1418" w:hanging="283"/>
+      </w:pPr>
+      <w:rPr/>
+    </w:lvl>
+    <w:lvl w:ilvl="2">
+      <w:start w:val="1"/>
+      <w:numFmt w:val="decimal"/>
+      <w:lvlText w:val="%3."/>
+      <w:lvlJc w:val="left"/>
+      <w:pPr>
+        <w:tabs>
+          <w:tab w:val="num" w:pos="2127"/>
+        </w:tabs>
+        <w:ind w:left="2127" w:hanging="283"/>
+      </w:pPr>
+      <w:rPr/>
+    </w:lvl>
+    <w:lvl w:ilvl="3">
+      <w:start w:val="1"/>
+      <w:numFmt w:val="decimal"/>
+      <w:lvlText w:val="%4."/>
+      <w:lvlJc w:val="left"/>
+      <w:pPr>
+        <w:tabs>
+          <w:tab w:val="num" w:pos="2836"/>
+        </w:tabs>
+        <w:ind w:left="2836" w:hanging="283"/>
+      </w:pPr>
+      <w:rPr/>
+    </w:lvl>
+    <w:lvl w:ilvl="4">
+      <w:start w:val="1"/>
+      <w:numFmt w:val="decimal"/>
+      <w:lvlText w:val="%5."/>
+      <w:lvlJc w:val="left"/>
+      <w:pPr>
+        <w:tabs>
+          <w:tab w:val="num" w:pos="3545"/>
+        </w:tabs>
+        <w:ind w:left="3545" w:hanging="283"/>
+      </w:pPr>
+      <w:rPr/>
+    </w:lvl>
+    <w:lvl w:ilvl="5">
+      <w:start w:val="1"/>
+      <w:numFmt w:val="decimal"/>
+      <w:lvlText w:val="%6."/>
+      <w:lvlJc w:val="left"/>
+      <w:pPr>
+        <w:tabs>
+          <w:tab w:val="num" w:pos="4254"/>
+        </w:tabs>
+        <w:ind w:left="4254" w:hanging="283"/>
+      </w:pPr>
+      <w:rPr/>
+    </w:lvl>
+    <w:lvl w:ilvl="6">
+      <w:start w:val="1"/>
+      <w:numFmt w:val="decimal"/>
+      <w:lvlText w:val="%7."/>
+      <w:lvlJc w:val="left"/>
+      <w:pPr>
+        <w:tabs>
+          <w:tab w:val="num" w:pos="4963"/>
+        </w:tabs>
+        <w:ind w:left="4963" w:hanging="283"/>
+      </w:pPr>
+      <w:rPr/>
+    </w:lvl>
+    <w:lvl w:ilvl="7">
+      <w:start w:val="1"/>
+      <w:numFmt w:val="decimal"/>
+      <w:lvlText w:val="%8."/>
+      <w:lvlJc w:val="left"/>
+      <w:pPr>
+        <w:tabs>
+          <w:tab w:val="num" w:pos="5672"/>
+        </w:tabs>
+        <w:ind w:left="5672" w:hanging="283"/>
+      </w:pPr>
+      <w:rPr/>
+    </w:lvl>
+    <w:lvl w:ilvl="8">
+      <w:start w:val="1"/>
+      <w:numFmt w:val="decimal"/>
+      <w:lvlText w:val="%9."/>
+      <w:lvlJc w:val="left"/>
+      <w:pPr>
+        <w:tabs>
+          <w:tab w:val="num" w:pos="6381"/>
+        </w:tabs>
+        <w:ind w:left="6381" w:hanging="283"/>
+      </w:pPr>
+      <w:rPr/>
+    </w:lvl>
+  </w:abstractNum>
+  <w:abstractNum w:abstractNumId="8">
     <w:lvl w:ilvl="0">
       <w:start w:val="1"/>
       <w:numFmt w:val="none"/>
@@ -9444,6 +10052,9 @@
   <w:num w:numId="7">
     <w:abstractNumId w:val="7"/>
   </w:num>
+  <w:num w:numId="8">
+    <w:abstractNumId w:val="8"/>
+  </w:num>
 </w:numbering>
 </file>
 
@@ -9452,7 +10063,7 @@
   <w:docDefaults>
     <w:rPrDefault>
       <w:rPr>
-        <w:rFonts w:ascii="Cambria" w:hAnsi="Cambria" w:eastAsia="ＭＳ 明朝" w:cs="" w:asciiTheme="minorHAnsi" w:cstheme="minorBidi" w:eastAsiaTheme="minorEastAsia" w:hAnsiTheme="minorHAnsi"/>
+        <w:rFonts w:ascii="Cambria" w:hAnsi="Cambria" w:eastAsia="" w:cs="" w:asciiTheme="minorHAnsi" w:cstheme="minorBidi" w:eastAsiaTheme="minorEastAsia" w:hAnsiTheme="minorHAnsi"/>
         <w:sz w:val="22"/>
         <w:szCs w:val="22"/>
         <w:lang w:val="en-US" w:eastAsia="en-US" w:bidi="ar-SA"/>
@@ -9610,12 +10221,13 @@
     <w:rsid w:val="00fc693f"/>
     <w:pPr>
       <w:widowControl/>
+      <w:suppressAutoHyphens w:val="true"/>
       <w:bidi w:val="0"/>
-      <w:spacing w:lineRule="auto" w:line="268" w:before="0" w:after="80"/>
+      <w:spacing w:lineRule="auto" w:line="266" w:before="0" w:after="80"/>
       <w:jc w:val="left"/>
     </w:pPr>
     <w:rPr>
-      <w:rFonts w:ascii="Noto Naskh Arabic" w:hAnsi="Noto Naskh Arabic" w:cs="Noto Naskh Arabic" w:eastAsia="ＭＳ 明朝" w:eastAsiaTheme="minorEastAsia"/>
+      <w:rFonts w:ascii="Noto Naskh Arabic" w:hAnsi="Noto Naskh Arabic" w:eastAsia="" w:cs="Noto Naskh Arabic" w:eastAsiaTheme="minorEastAsia"/>
       <w:color w:val="auto"/>
       <w:kern w:val="0"/>
       <w:sz w:val="23"/>
@@ -9638,7 +10250,7 @@
       <w:outlineLvl w:val="0"/>
     </w:pPr>
     <w:rPr>
-      <w:rFonts w:ascii="Calibri" w:hAnsi="Calibri" w:eastAsia="ＭＳ ゴシック" w:cs="" w:asciiTheme="majorHAnsi" w:cstheme="majorBidi" w:eastAsiaTheme="majorEastAsia" w:hAnsiTheme="majorHAnsi"/>
+      <w:rFonts w:ascii="Calibri" w:hAnsi="Calibri" w:eastAsia="" w:cs="" w:asciiTheme="majorHAnsi" w:cstheme="majorBidi" w:eastAsiaTheme="majorEastAsia" w:hAnsiTheme="majorHAnsi"/>
       <w:b/>
       <w:bCs/>
       <w:color w:themeColor="accent1" w:themeShade="bf" w:val="365F91"/>
@@ -9662,7 +10274,7 @@
       <w:outlineLvl w:val="1"/>
     </w:pPr>
     <w:rPr>
-      <w:rFonts w:ascii="Calibri" w:hAnsi="Calibri" w:eastAsia="ＭＳ ゴシック" w:cs="" w:asciiTheme="majorHAnsi" w:cstheme="majorBidi" w:eastAsiaTheme="majorEastAsia" w:hAnsiTheme="majorHAnsi"/>
+      <w:rFonts w:ascii="Calibri" w:hAnsi="Calibri" w:eastAsia="" w:cs="" w:asciiTheme="majorHAnsi" w:cstheme="majorBidi" w:eastAsiaTheme="majorEastAsia" w:hAnsiTheme="majorHAnsi"/>
       <w:b/>
       <w:bCs/>
       <w:color w:themeColor="accent1" w:val="4F81BD"/>
@@ -9686,7 +10298,7 @@
       <w:outlineLvl w:val="2"/>
     </w:pPr>
     <w:rPr>
-      <w:rFonts w:ascii="Calibri" w:hAnsi="Calibri" w:eastAsia="ＭＳ ゴシック" w:cs="" w:asciiTheme="majorHAnsi" w:cstheme="majorBidi" w:eastAsiaTheme="majorEastAsia" w:hAnsiTheme="majorHAnsi"/>
+      <w:rFonts w:ascii="Calibri" w:hAnsi="Calibri" w:eastAsia="" w:cs="" w:asciiTheme="majorHAnsi" w:cstheme="majorBidi" w:eastAsiaTheme="majorEastAsia" w:hAnsiTheme="majorHAnsi"/>
       <w:b/>
       <w:bCs/>
       <w:color w:themeColor="accent1" w:val="4F81BD"/>
@@ -9709,7 +10321,7 @@
       <w:outlineLvl w:val="3"/>
     </w:pPr>
     <w:rPr>
-      <w:rFonts w:ascii="Calibri" w:hAnsi="Calibri" w:eastAsia="ＭＳ ゴシック" w:cs="" w:asciiTheme="majorHAnsi" w:cstheme="majorBidi" w:eastAsiaTheme="majorEastAsia" w:hAnsiTheme="majorHAnsi"/>
+      <w:rFonts w:ascii="Calibri" w:hAnsi="Calibri" w:eastAsia="" w:cs="" w:asciiTheme="majorHAnsi" w:cstheme="majorBidi" w:eastAsiaTheme="majorEastAsia" w:hAnsiTheme="majorHAnsi"/>
       <w:b/>
       <w:bCs/>
       <w:i/>
@@ -9734,7 +10346,7 @@
       <w:outlineLvl w:val="4"/>
     </w:pPr>
     <w:rPr>
-      <w:rFonts w:ascii="Calibri" w:hAnsi="Calibri" w:eastAsia="ＭＳ ゴシック" w:cs="" w:asciiTheme="majorHAnsi" w:cstheme="majorBidi" w:eastAsiaTheme="majorEastAsia" w:hAnsiTheme="majorHAnsi"/>
+      <w:rFonts w:ascii="Calibri" w:hAnsi="Calibri" w:eastAsia="" w:cs="" w:asciiTheme="majorHAnsi" w:cstheme="majorBidi" w:eastAsiaTheme="majorEastAsia" w:hAnsiTheme="majorHAnsi"/>
       <w:color w:themeColor="accent1" w:themeShade="7f" w:val="243F60"/>
     </w:rPr>
   </w:style>
@@ -9755,7 +10367,7 @@
       <w:outlineLvl w:val="5"/>
     </w:pPr>
     <w:rPr>
-      <w:rFonts w:ascii="Calibri" w:hAnsi="Calibri" w:eastAsia="ＭＳ ゴシック" w:cs="" w:asciiTheme="majorHAnsi" w:cstheme="majorBidi" w:eastAsiaTheme="majorEastAsia" w:hAnsiTheme="majorHAnsi"/>
+      <w:rFonts w:ascii="Calibri" w:hAnsi="Calibri" w:eastAsia="" w:cs="" w:asciiTheme="majorHAnsi" w:cstheme="majorBidi" w:eastAsiaTheme="majorEastAsia" w:hAnsiTheme="majorHAnsi"/>
       <w:i/>
       <w:iCs/>
       <w:color w:themeColor="accent1" w:themeShade="7f" w:val="243F60"/>
@@ -9778,7 +10390,7 @@
       <w:outlineLvl w:val="6"/>
     </w:pPr>
     <w:rPr>
-      <w:rFonts w:ascii="Calibri" w:hAnsi="Calibri" w:eastAsia="ＭＳ ゴシック" w:cs="" w:asciiTheme="majorHAnsi" w:cstheme="majorBidi" w:eastAsiaTheme="majorEastAsia" w:hAnsiTheme="majorHAnsi"/>
+      <w:rFonts w:ascii="Calibri" w:hAnsi="Calibri" w:eastAsia="" w:cs="" w:asciiTheme="majorHAnsi" w:cstheme="majorBidi" w:eastAsiaTheme="majorEastAsia" w:hAnsiTheme="majorHAnsi"/>
       <w:i/>
       <w:iCs/>
       <w:color w:themeColor="text1" w:themeTint="bf" w:val="404040"/>
@@ -9801,7 +10413,7 @@
       <w:outlineLvl w:val="7"/>
     </w:pPr>
     <w:rPr>
-      <w:rFonts w:ascii="Calibri" w:hAnsi="Calibri" w:eastAsia="ＭＳ ゴシック" w:cs="" w:asciiTheme="majorHAnsi" w:cstheme="majorBidi" w:eastAsiaTheme="majorEastAsia" w:hAnsiTheme="majorHAnsi"/>
+      <w:rFonts w:ascii="Calibri" w:hAnsi="Calibri" w:eastAsia="" w:cs="" w:asciiTheme="majorHAnsi" w:cstheme="majorBidi" w:eastAsiaTheme="majorEastAsia" w:hAnsiTheme="majorHAnsi"/>
       <w:color w:themeColor="accent1" w:val="4F81BD"/>
       <w:sz w:val="20"/>
       <w:szCs w:val="20"/>
@@ -9824,7 +10436,7 @@
       <w:outlineLvl w:val="8"/>
     </w:pPr>
     <w:rPr>
-      <w:rFonts w:ascii="Calibri" w:hAnsi="Calibri" w:eastAsia="ＭＳ ゴシック" w:cs="" w:asciiTheme="majorHAnsi" w:cstheme="majorBidi" w:eastAsiaTheme="majorEastAsia" w:hAnsiTheme="majorHAnsi"/>
+      <w:rFonts w:ascii="Calibri" w:hAnsi="Calibri" w:eastAsia="" w:cs="" w:asciiTheme="majorHAnsi" w:cstheme="majorBidi" w:eastAsiaTheme="majorEastAsia" w:hAnsiTheme="majorHAnsi"/>
       <w:i/>
       <w:iCs/>
       <w:color w:themeColor="text1" w:themeTint="bf" w:val="404040"/>
@@ -9866,7 +10478,7 @@
     <w:qFormat/>
     <w:rsid w:val="00fc693f"/>
     <w:rPr>
-      <w:rFonts w:ascii="Calibri" w:hAnsi="Calibri" w:eastAsia="ＭＳ ゴシック" w:cs="" w:asciiTheme="majorHAnsi" w:cstheme="majorBidi" w:eastAsiaTheme="majorEastAsia" w:hAnsiTheme="majorHAnsi"/>
+      <w:rFonts w:ascii="Calibri" w:hAnsi="Calibri" w:eastAsia="" w:cs="" w:asciiTheme="majorHAnsi" w:cstheme="majorBidi" w:eastAsiaTheme="majorEastAsia" w:hAnsiTheme="majorHAnsi"/>
       <w:b/>
       <w:bCs/>
       <w:color w:themeColor="accent1" w:themeShade="bf" w:val="365F91"/>
@@ -9882,7 +10494,7 @@
     <w:qFormat/>
     <w:rsid w:val="00fc693f"/>
     <w:rPr>
-      <w:rFonts w:ascii="Calibri" w:hAnsi="Calibri" w:eastAsia="ＭＳ ゴシック" w:cs="" w:asciiTheme="majorHAnsi" w:cstheme="majorBidi" w:eastAsiaTheme="majorEastAsia" w:hAnsiTheme="majorHAnsi"/>
+      <w:rFonts w:ascii="Calibri" w:hAnsi="Calibri" w:eastAsia="" w:cs="" w:asciiTheme="majorHAnsi" w:cstheme="majorBidi" w:eastAsiaTheme="majorEastAsia" w:hAnsiTheme="majorHAnsi"/>
       <w:b/>
       <w:bCs/>
       <w:color w:themeColor="accent1" w:val="4F81BD"/>
@@ -9898,7 +10510,7 @@
     <w:qFormat/>
     <w:rsid w:val="00fc693f"/>
     <w:rPr>
-      <w:rFonts w:ascii="Calibri" w:hAnsi="Calibri" w:eastAsia="ＭＳ ゴシック" w:cs="" w:asciiTheme="majorHAnsi" w:cstheme="majorBidi" w:eastAsiaTheme="majorEastAsia" w:hAnsiTheme="majorHAnsi"/>
+      <w:rFonts w:ascii="Calibri" w:hAnsi="Calibri" w:eastAsia="" w:cs="" w:asciiTheme="majorHAnsi" w:cstheme="majorBidi" w:eastAsiaTheme="majorEastAsia" w:hAnsiTheme="majorHAnsi"/>
       <w:b/>
       <w:bCs/>
       <w:color w:themeColor="accent1" w:val="4F81BD"/>
@@ -9912,7 +10524,7 @@
     <w:qFormat/>
     <w:rsid w:val="00fc693f"/>
     <w:rPr>
-      <w:rFonts w:ascii="Calibri" w:hAnsi="Calibri" w:eastAsia="ＭＳ ゴシック" w:cs="" w:asciiTheme="majorHAnsi" w:cstheme="majorBidi" w:eastAsiaTheme="majorEastAsia" w:hAnsiTheme="majorHAnsi"/>
+      <w:rFonts w:ascii="Calibri" w:hAnsi="Calibri" w:eastAsia="" w:cs="" w:asciiTheme="majorHAnsi" w:cstheme="majorBidi" w:eastAsiaTheme="majorEastAsia" w:hAnsiTheme="majorHAnsi"/>
       <w:color w:themeColor="text2" w:themeShade="bf" w:val="17365D"/>
       <w:spacing w:val="5"/>
       <w:kern w:val="2"/>
@@ -9928,7 +10540,7 @@
     <w:qFormat/>
     <w:rsid w:val="00fc693f"/>
     <w:rPr>
-      <w:rFonts w:ascii="Calibri" w:hAnsi="Calibri" w:eastAsia="ＭＳ ゴシック" w:cs="" w:asciiTheme="majorHAnsi" w:cstheme="majorBidi" w:eastAsiaTheme="majorEastAsia" w:hAnsiTheme="majorHAnsi"/>
+      <w:rFonts w:ascii="Calibri" w:hAnsi="Calibri" w:eastAsia="" w:cs="" w:asciiTheme="majorHAnsi" w:cstheme="majorBidi" w:eastAsiaTheme="majorEastAsia" w:hAnsiTheme="majorHAnsi"/>
       <w:i/>
       <w:iCs/>
       <w:color w:themeColor="accent1" w:val="4F81BD"/>
@@ -10001,7 +10613,7 @@
     <w:qFormat/>
     <w:rsid w:val="00fc693f"/>
     <w:rPr>
-      <w:rFonts w:ascii="Calibri" w:hAnsi="Calibri" w:eastAsia="ＭＳ ゴシック" w:cs="" w:asciiTheme="majorHAnsi" w:cstheme="majorBidi" w:eastAsiaTheme="majorEastAsia" w:hAnsiTheme="majorHAnsi"/>
+      <w:rFonts w:ascii="Calibri" w:hAnsi="Calibri" w:eastAsia="" w:cs="" w:asciiTheme="majorHAnsi" w:cstheme="majorBidi" w:eastAsiaTheme="majorEastAsia" w:hAnsiTheme="majorHAnsi"/>
       <w:b/>
       <w:bCs/>
       <w:i/>
@@ -10018,7 +10630,7 @@
     <w:qFormat/>
     <w:rsid w:val="00fc693f"/>
     <w:rPr>
-      <w:rFonts w:ascii="Calibri" w:hAnsi="Calibri" w:eastAsia="ＭＳ ゴシック" w:cs="" w:asciiTheme="majorHAnsi" w:cstheme="majorBidi" w:eastAsiaTheme="majorEastAsia" w:hAnsiTheme="majorHAnsi"/>
+      <w:rFonts w:ascii="Calibri" w:hAnsi="Calibri" w:eastAsia="" w:cs="" w:asciiTheme="majorHAnsi" w:cstheme="majorBidi" w:eastAsiaTheme="majorEastAsia" w:hAnsiTheme="majorHAnsi"/>
       <w:color w:themeColor="accent1" w:themeShade="7f" w:val="243F60"/>
     </w:rPr>
   </w:style>
@@ -10031,7 +10643,7 @@
     <w:qFormat/>
     <w:rsid w:val="00fc693f"/>
     <w:rPr>
-      <w:rFonts w:ascii="Calibri" w:hAnsi="Calibri" w:eastAsia="ＭＳ ゴシック" w:cs="" w:asciiTheme="majorHAnsi" w:cstheme="majorBidi" w:eastAsiaTheme="majorEastAsia" w:hAnsiTheme="majorHAnsi"/>
+      <w:rFonts w:ascii="Calibri" w:hAnsi="Calibri" w:eastAsia="" w:cs="" w:asciiTheme="majorHAnsi" w:cstheme="majorBidi" w:eastAsiaTheme="majorEastAsia" w:hAnsiTheme="majorHAnsi"/>
       <w:i/>
       <w:iCs/>
       <w:color w:themeColor="accent1" w:themeShade="7f" w:val="243F60"/>
@@ -10046,7 +10658,7 @@
     <w:qFormat/>
     <w:rsid w:val="00fc693f"/>
     <w:rPr>
-      <w:rFonts w:ascii="Calibri" w:hAnsi="Calibri" w:eastAsia="ＭＳ ゴシック" w:cs="" w:asciiTheme="majorHAnsi" w:cstheme="majorBidi" w:eastAsiaTheme="majorEastAsia" w:hAnsiTheme="majorHAnsi"/>
+      <w:rFonts w:ascii="Calibri" w:hAnsi="Calibri" w:eastAsia="" w:cs="" w:asciiTheme="majorHAnsi" w:cstheme="majorBidi" w:eastAsiaTheme="majorEastAsia" w:hAnsiTheme="majorHAnsi"/>
       <w:i/>
       <w:iCs/>
       <w:color w:themeColor="text1" w:themeTint="bf" w:val="404040"/>
@@ -10061,7 +10673,7 @@
     <w:qFormat/>
     <w:rsid w:val="00fc693f"/>
     <w:rPr>
-      <w:rFonts w:ascii="Calibri" w:hAnsi="Calibri" w:eastAsia="ＭＳ ゴシック" w:cs="" w:asciiTheme="majorHAnsi" w:cstheme="majorBidi" w:eastAsiaTheme="majorEastAsia" w:hAnsiTheme="majorHAnsi"/>
+      <w:rFonts w:ascii="Calibri" w:hAnsi="Calibri" w:eastAsia="" w:cs="" w:asciiTheme="majorHAnsi" w:cstheme="majorBidi" w:eastAsiaTheme="majorEastAsia" w:hAnsiTheme="majorHAnsi"/>
       <w:color w:themeColor="accent1" w:val="4F81BD"/>
       <w:sz w:val="20"/>
       <w:szCs w:val="20"/>
@@ -10076,7 +10688,7 @@
     <w:qFormat/>
     <w:rsid w:val="00fc693f"/>
     <w:rPr>
-      <w:rFonts w:ascii="Calibri" w:hAnsi="Calibri" w:eastAsia="ＭＳ ゴシック" w:cs="" w:asciiTheme="majorHAnsi" w:cstheme="majorBidi" w:eastAsiaTheme="majorEastAsia" w:hAnsiTheme="majorHAnsi"/>
+      <w:rFonts w:ascii="Calibri" w:hAnsi="Calibri" w:eastAsia="" w:cs="" w:asciiTheme="majorHAnsi" w:cstheme="majorBidi" w:eastAsiaTheme="majorEastAsia" w:hAnsiTheme="majorHAnsi"/>
       <w:i/>
       <w:iCs/>
       <w:color w:themeColor="text1" w:themeTint="bf" w:val="404040"/>
@@ -10191,6 +10803,18 @@
     <w:name w:val="Hyperlink"/>
     <w:rPr>
       <w:color w:val="000080"/>
+      <w:u w:val="single"/>
+    </w:rPr>
+  </w:style>
+  <w:style w:type="character" w:styleId="NumberingSymbols">
+    <w:name w:val="Numbering Symbols"/>
+    <w:qFormat/>
+    <w:rPr/>
+  </w:style>
+  <w:style w:type="character" w:styleId="FollowedHyperlink">
+    <w:name w:val="FollowedHyperlink"/>
+    <w:rPr>
+      <w:color w:val="800000"/>
       <w:u w:val="single"/>
     </w:rPr>
   </w:style>
@@ -10313,12 +10937,13 @@
     <w:rsid w:val="00fc693f"/>
     <w:pPr>
       <w:widowControl/>
+      <w:suppressAutoHyphens w:val="true"/>
       <w:bidi w:val="0"/>
       <w:spacing w:lineRule="auto" w:line="240" w:before="0" w:after="0"/>
       <w:jc w:val="left"/>
     </w:pPr>
     <w:rPr>
-      <w:rFonts w:ascii="Cambria" w:hAnsi="Cambria" w:eastAsia="ＭＳ 明朝" w:cs="" w:asciiTheme="minorHAnsi" w:cstheme="minorBidi" w:eastAsiaTheme="minorEastAsia" w:hAnsiTheme="minorHAnsi"/>
+      <w:rFonts w:ascii="Cambria" w:hAnsi="Cambria" w:eastAsia="" w:cs="" w:asciiTheme="minorHAnsi" w:cstheme="minorBidi" w:eastAsiaTheme="minorEastAsia" w:hAnsiTheme="minorHAnsi"/>
       <w:color w:val="auto"/>
       <w:kern w:val="0"/>
       <w:sz w:val="22"/>
@@ -10342,7 +10967,7 @@
       <w:contextualSpacing/>
     </w:pPr>
     <w:rPr>
-      <w:rFonts w:ascii="Calibri" w:hAnsi="Calibri" w:eastAsia="ＭＳ ゴシック" w:cs="" w:asciiTheme="majorHAnsi" w:cstheme="majorBidi" w:eastAsiaTheme="majorEastAsia" w:hAnsiTheme="majorHAnsi"/>
+      <w:rFonts w:ascii="Calibri" w:hAnsi="Calibri" w:eastAsia="" w:cs="" w:asciiTheme="majorHAnsi" w:cstheme="majorBidi" w:eastAsiaTheme="majorEastAsia" w:hAnsiTheme="majorHAnsi"/>
       <w:color w:themeColor="text2" w:themeShade="bf" w:val="17365D"/>
       <w:spacing w:val="5"/>
       <w:kern w:val="2"/>
@@ -10360,7 +10985,7 @@
     <w:rsid w:val="00fc693f"/>
     <w:pPr/>
     <w:rPr>
-      <w:rFonts w:ascii="Calibri" w:hAnsi="Calibri" w:eastAsia="ＭＳ ゴシック" w:cs="" w:asciiTheme="majorHAnsi" w:cstheme="majorBidi" w:eastAsiaTheme="majorEastAsia" w:hAnsiTheme="majorHAnsi"/>
+      <w:rFonts w:ascii="Calibri" w:hAnsi="Calibri" w:eastAsia="" w:cs="" w:asciiTheme="majorHAnsi" w:cstheme="majorBidi" w:eastAsiaTheme="majorEastAsia" w:hAnsiTheme="majorHAnsi"/>
       <w:i/>
       <w:iCs/>
       <w:color w:themeColor="accent1" w:val="4F81BD"/>
@@ -10593,12 +11218,13 @@
         <w:tab w:val="left" w:pos="3456" w:leader="none"/>
         <w:tab w:val="left" w:pos="4032" w:leader="none"/>
       </w:tabs>
+      <w:suppressAutoHyphens w:val="true"/>
       <w:bidi w:val="0"/>
       <w:spacing w:lineRule="auto" w:line="276" w:before="0" w:after="200"/>
       <w:jc w:val="left"/>
     </w:pPr>
     <w:rPr>
-      <w:rFonts w:ascii="Courier" w:hAnsi="Courier" w:eastAsia="ＭＳ 明朝" w:cs="" w:cstheme="minorBidi" w:eastAsiaTheme="minorEastAsia"/>
+      <w:rFonts w:ascii="Courier" w:hAnsi="Courier" w:eastAsia="" w:cs="" w:cstheme="minorBidi" w:eastAsiaTheme="minorEastAsia"/>
       <w:color w:val="auto"/>
       <w:kern w:val="0"/>
       <w:sz w:val="20"/>
@@ -13819,7 +14445,6 @@
       <w:pPr>
         <w:spacing w:before="0" w:after="0" w:line="240" w:lineRule="auto"/>
       </w:pPr>
-      <w:rPr/>
       <w:tblPr/>
       <w:tcPr>
         <w:tcBorders>
@@ -13965,7 +14590,6 @@
       <w:pPr>
         <w:spacing w:before="0" w:after="0" w:line="240" w:lineRule="auto"/>
       </w:pPr>
-      <w:rPr/>
       <w:tblPr/>
       <w:tcPr>
         <w:tcBorders>
@@ -14111,7 +14735,6 @@
       <w:pPr>
         <w:spacing w:before="0" w:after="0" w:line="240" w:lineRule="auto"/>
       </w:pPr>
-      <w:rPr/>
       <w:tblPr/>
       <w:tcPr>
         <w:tcBorders>
@@ -14257,7 +14880,6 @@
       <w:pPr>
         <w:spacing w:before="0" w:after="0" w:line="240" w:lineRule="auto"/>
       </w:pPr>
-      <w:rPr/>
       <w:tblPr/>
       <w:tcPr>
         <w:tcBorders>
@@ -14403,7 +15025,6 @@
       <w:pPr>
         <w:spacing w:before="0" w:after="0" w:line="240" w:lineRule="auto"/>
       </w:pPr>
-      <w:rPr/>
       <w:tblPr/>
       <w:tcPr>
         <w:tcBorders>
@@ -14549,7 +15170,6 @@
       <w:pPr>
         <w:spacing w:before="0" w:after="0" w:line="240" w:lineRule="auto"/>
       </w:pPr>
-      <w:rPr/>
       <w:tblPr/>
       <w:tcPr>
         <w:tcBorders>
@@ -14695,7 +15315,6 @@
       <w:pPr>
         <w:spacing w:before="0" w:after="0" w:line="240" w:lineRule="auto"/>
       </w:pPr>
-      <w:rPr/>
       <w:tblPr/>
       <w:tcPr>
         <w:tcBorders>
